--- a/Syllabus_Math_540.docx
+++ b/Syllabus_Math_540.docx
@@ -77,7 +77,7 @@
               </wp:anchor>
             </w:drawing>
           </mc:Choice>
-          <mc:Fallback xmlns:pic="http://schemas.openxmlformats.org/drawingml/2006/picture" xmlns:w16cei="http://schemas.microsoft.com/office/word/2026/wordml/cei">
+          <mc:Fallback xmlns:w16cei="http://schemas.microsoft.com/office/word/2026/wordml/cei" xmlns:pic="http://schemas.openxmlformats.org/drawingml/2006/picture">
             <w:pict>
               <v:group id="shape_0" alt="Group 1" style="position:absolute;margin-left:59.6pt;margin-top:-28.65pt;width:476.2pt;height:0pt" coordorigin="1192,-573" coordsize="9524,0">
                 <v:line id="shape_0" from="1191,-573" to="10715,-573" stroked="t" o:allowincell="f" style="position:absolute;mso-position-horizontal-relative:page">
@@ -213,7 +213,7 @@
               </wp:anchor>
             </w:drawing>
           </mc:Choice>
-          <mc:Fallback xmlns:pic="http://schemas.openxmlformats.org/drawingml/2006/picture" xmlns:w16cei="http://schemas.microsoft.com/office/word/2026/wordml/cei">
+          <mc:Fallback xmlns:w16cei="http://schemas.microsoft.com/office/word/2026/wordml/cei" xmlns:pic="http://schemas.openxmlformats.org/drawingml/2006/picture">
             <w:pict>
               <v:group id="shape_0" alt="Group 3" style="position:absolute;margin-left:59.6pt;margin-top:12.35pt;width:60.1pt;height:0pt" coordorigin="1192,247" coordsize="1202,0">
                 <v:line id="shape_0" from="1191,247" to="2393,247" stroked="t" o:allowincell="f" style="position:absolute;mso-position-horizontal-relative:page">
@@ -485,7 +485,7 @@
               </wp:anchor>
             </w:drawing>
           </mc:Choice>
-          <mc:Fallback xmlns:pic="http://schemas.openxmlformats.org/drawingml/2006/picture" xmlns:w16cei="http://schemas.microsoft.com/office/word/2026/wordml/cei">
+          <mc:Fallback xmlns:w16cei="http://schemas.microsoft.com/office/word/2026/wordml/cei" xmlns:pic="http://schemas.openxmlformats.org/drawingml/2006/picture">
             <w:pict>
               <v:group id="shape_0" alt="Group 5" style="position:absolute;margin-left:59.6pt;margin-top:9pt;width:60.1pt;height:0pt" coordorigin="1192,180" coordsize="1202,0">
                 <v:line id="shape_0" from="1191,180" to="2393,180" stroked="t" o:allowincell="f" style="position:absolute;mso-position-horizontal-relative:page">
@@ -568,7 +568,18 @@
       </w:r>
       <w:proofErr w:type="spellEnd"/>
       <w:r>
-        <w:t xml:space="preserve"> (https://github.com/cwcurtis/MATH-596-Mathematical-Data-Science)</w:t>
+        <w:t xml:space="preserve"> (</w:t>
+      </w:r>
+      <w:hyperlink r:id="rId8" w:history="1">
+        <w:r>
+          <w:rPr>
+            <w:rStyle w:val="Hyperlink"/>
+          </w:rPr>
+          <w:t>https://github.com/cwcurtis/MATH-596-Mathematical-Data-Science</w:t>
+        </w:r>
+      </w:hyperlink>
+      <w:r>
+        <w:t>)</w:t>
       </w:r>
     </w:p>
     <w:p>
@@ -697,7 +708,7 @@
               </wp:anchor>
             </w:drawing>
           </mc:Choice>
-          <mc:Fallback xmlns:pic="http://schemas.openxmlformats.org/drawingml/2006/picture" xmlns:w16cei="http://schemas.microsoft.com/office/word/2026/wordml/cei">
+          <mc:Fallback xmlns:w16cei="http://schemas.microsoft.com/office/word/2026/wordml/cei" xmlns:pic="http://schemas.openxmlformats.org/drawingml/2006/picture">
             <w:pict>
               <v:group id="shape_0" alt="Group 7" style="position:absolute;margin-left:59.6pt;margin-top:9pt;width:60.1pt;height:0pt" coordorigin="1192,180" coordsize="1202,0">
                 <v:line id="shape_0" from="1191,180" to="2393,180" stroked="t" o:allowincell="f" style="position:absolute;mso-position-horizontal-relative:page">
@@ -1011,19 +1022,7 @@
           <w:w w:val="105"/>
         </w:rPr>
         <w:lastRenderedPageBreak/>
-        <w:t>1</w:t>
-      </w:r>
-      <w:r>
-        <w:rPr>
-          <w:w w:val="105"/>
-        </w:rPr>
-        <w:t>0% Homework</w:t>
-      </w:r>
-      <w:r>
-        <w:rPr>
-          <w:w w:val="105"/>
-        </w:rPr>
-        <w:t xml:space="preserve"> + 20% Quizzes + 10% Class P + 10% Office Hours</w:t>
+        <w:t>10% Homework + 20% Quizzes + 10% Class P + 10% Office Hours</w:t>
       </w:r>
       <w:r>
         <w:t xml:space="preserve"> </w:t>
@@ -1171,9 +1170,9 @@
     <w:p>
       <w:pPr>
         <w:sectPr>
-          <w:headerReference w:type="even" r:id="rId8"/>
-          <w:headerReference w:type="default" r:id="rId9"/>
-          <w:headerReference w:type="first" r:id="rId10"/>
+          <w:headerReference w:type="even" r:id="rId9"/>
+          <w:headerReference w:type="default" r:id="rId10"/>
+          <w:headerReference w:type="first" r:id="rId11"/>
           <w:pgSz w:w="11906" w:h="16838"/>
           <w:pgMar w:top="1560" w:right="1060" w:bottom="1760" w:left="1180" w:header="720" w:footer="0" w:gutter="0"/>
           <w:cols w:space="720"/>
@@ -1257,7 +1256,7 @@
               </wp:anchor>
             </w:drawing>
           </mc:Choice>
-          <mc:Fallback xmlns:pic="http://schemas.openxmlformats.org/drawingml/2006/picture" xmlns:w16cei="http://schemas.microsoft.com/office/word/2026/wordml/cei">
+          <mc:Fallback xmlns:w16cei="http://schemas.microsoft.com/office/word/2026/wordml/cei" xmlns:pic="http://schemas.openxmlformats.org/drawingml/2006/picture">
             <w:pict>
               <v:group id="shape_0" alt="Group 5" style="position:absolute;margin-left:59.6pt;margin-top:9pt;width:60.1pt;height:0pt" coordorigin="1192,180" coordsize="1202,0">
                 <v:line id="shape_0" from="1191,180" to="2393,180" stroked="t" o:allowincell="f" style="position:absolute;mso-position-horizontal-relative:page">
@@ -1418,7 +1417,7 @@
               </wp:anchor>
             </w:drawing>
           </mc:Choice>
-          <mc:Fallback xmlns:pic="http://schemas.openxmlformats.org/drawingml/2006/picture" xmlns:w16cei="http://schemas.microsoft.com/office/word/2026/wordml/cei">
+          <mc:Fallback xmlns:w16cei="http://schemas.microsoft.com/office/word/2026/wordml/cei" xmlns:pic="http://schemas.openxmlformats.org/drawingml/2006/picture">
             <w:pict>
               <v:group id="shape_0" alt="Group 10" style="position:absolute;margin-left:59.6pt;margin-top:9pt;width:60.1pt;height:0pt" coordorigin="1192,180" coordsize="1202,0">
                 <v:line id="shape_0" from="1191,180" to="2393,180" stroked="t" o:allowincell="f" style="position:absolute;mso-position-horizontal-relative:page">
@@ -1634,7 +1633,7 @@
               </wp:anchor>
             </w:drawing>
           </mc:Choice>
-          <mc:Fallback xmlns:pic="http://schemas.openxmlformats.org/drawingml/2006/picture" xmlns:w16cei="http://schemas.microsoft.com/office/word/2026/wordml/cei">
+          <mc:Fallback xmlns:w16cei="http://schemas.microsoft.com/office/word/2026/wordml/cei" xmlns:pic="http://schemas.openxmlformats.org/drawingml/2006/picture">
             <w:pict>
               <v:group id="shape_0" alt="Group 11" style="position:absolute;margin-left:59.6pt;margin-top:9pt;width:60.1pt;height:0pt" coordorigin="1192,180" coordsize="1202,0">
                 <v:line id="shape_0" from="1191,180" to="2393,180" stroked="t" o:allowincell="f" style="position:absolute;mso-position-horizontal-relative:page">
@@ -1759,7 +1758,7 @@
               </wp:anchor>
             </w:drawing>
           </mc:Choice>
-          <mc:Fallback xmlns:pic="http://schemas.openxmlformats.org/drawingml/2006/picture" xmlns:w16cei="http://schemas.microsoft.com/office/word/2026/wordml/cei">
+          <mc:Fallback xmlns:w16cei="http://schemas.microsoft.com/office/word/2026/wordml/cei" xmlns:pic="http://schemas.openxmlformats.org/drawingml/2006/picture">
             <w:pict>
               <v:group id="shape_0" alt="Group 12" style="position:absolute;margin-left:59.6pt;margin-top:9pt;width:60.1pt;height:0pt" coordorigin="1192,180" coordsize="1202,0">
                 <v:line id="shape_0" from="1191,180" to="2393,180" stroked="t" o:allowincell="f" style="position:absolute;mso-position-horizontal-relative:page">
@@ -2312,7 +2311,7 @@
         </w:rPr>
         <w:t xml:space="preserve">The </w:t>
       </w:r>
-      <w:hyperlink r:id="rId11">
+      <w:hyperlink r:id="rId12">
         <w:r>
           <w:rPr>
             <w:rFonts w:ascii="Arial" w:eastAsia="Arial" w:hAnsi="Arial"/>
@@ -2377,7 +2376,7 @@
         </w:rPr>
         <w:t xml:space="preserve">Students are instructed to contact their professor/instructor/coach in the event they need to miss class, etc. due to an illness, injury or emergency.  All decisions about the impact of an absence, as well as any arrangements for making up work, rest with the instructors.  </w:t>
       </w:r>
-      <w:hyperlink r:id="rId12">
+      <w:hyperlink r:id="rId13">
         <w:r>
           <w:rPr>
             <w:rFonts w:ascii="Arial" w:hAnsi="Arial"/>
@@ -2395,7 +2394,7 @@
         </w:rPr>
         <w:t xml:space="preserve"> (SHS) does not provide medical excuses for short-term absences due to illness or injury. When a medical-related absence persists beyond five days, SHS will work with students to provide appropriate documentation. When a student is hospitalized or has a serious, ongoing illness or injury, SHS will, at the student's request and with the student’s consent, communicate with the student’s instructors via the Vice President for Student Affairs and may communicate with the student’s Assistant Dean and/or the </w:t>
       </w:r>
-      <w:hyperlink r:id="rId13">
+      <w:hyperlink r:id="rId14">
         <w:r>
           <w:rPr>
             <w:rFonts w:ascii="Arial" w:hAnsi="Arial"/>
@@ -2460,7 +2459,7 @@
         </w:rPr>
         <w:t xml:space="preserve"> experiencing food or housing insecurity, or any unforeseen financial crisis, visit </w:t>
       </w:r>
-      <w:hyperlink r:id="rId14">
+      <w:hyperlink r:id="rId15">
         <w:r>
           <w:rPr>
             <w:rFonts w:ascii="Arial" w:hAnsi="Arial"/>
@@ -2478,7 +2477,7 @@
         </w:rPr>
         <w:t xml:space="preserve">, email </w:t>
       </w:r>
-      <w:hyperlink r:id="rId15">
+      <w:hyperlink r:id="rId16">
         <w:r>
           <w:rPr>
             <w:rFonts w:ascii="Arial" w:hAnsi="Arial"/>
@@ -2525,7 +2524,7 @@
         </w:rPr>
         <w:t xml:space="preserve">  A complete list of all academic support services--including the </w:t>
       </w:r>
-      <w:hyperlink r:id="rId16">
+      <w:hyperlink r:id="rId17">
         <w:r>
           <w:rPr>
             <w:rFonts w:ascii="Arial" w:hAnsi="Arial"/>
@@ -2543,7 +2542,7 @@
         </w:rPr>
         <w:t xml:space="preserve"> and  </w:t>
       </w:r>
-      <w:hyperlink r:id="rId17">
+      <w:hyperlink r:id="rId18">
         <w:r>
           <w:rPr>
             <w:rFonts w:ascii="Arial" w:hAnsi="Arial"/>
@@ -2561,7 +2560,7 @@
         </w:rPr>
         <w:t xml:space="preserve">--is available on the Student Affairs’ </w:t>
       </w:r>
-      <w:hyperlink r:id="rId18">
+      <w:hyperlink r:id="rId19">
         <w:r>
           <w:rPr>
             <w:rFonts w:ascii="Arial" w:hAnsi="Arial"/>
@@ -2579,7 +2578,7 @@
         </w:rPr>
         <w:t xml:space="preserve"> website. </w:t>
       </w:r>
-      <w:hyperlink r:id="rId19">
+      <w:hyperlink r:id="rId20">
         <w:r>
           <w:rPr>
             <w:rFonts w:ascii="Arial" w:hAnsi="Arial"/>
@@ -2597,7 +2596,7 @@
         </w:rPr>
         <w:t xml:space="preserve"> (619-594-5220) offers confidential counseling services by licensed therapists; you can Live Chat with a counselor at </w:t>
       </w:r>
-      <w:hyperlink r:id="rId20">
+      <w:hyperlink r:id="rId21">
         <w:r>
           <w:rPr>
             <w:rFonts w:ascii="Arial" w:hAnsi="Arial"/>
@@ -2644,7 +2643,7 @@
         </w:rPr>
         <w:t xml:space="preserve">  The University adheres to a strict </w:t>
       </w:r>
-      <w:hyperlink r:id="rId21">
+      <w:hyperlink r:id="rId22">
         <w:r>
           <w:t>policy prohibiting cheating and plagiarism</w:t>
         </w:r>
@@ -2975,7 +2974,7 @@
         </w:rPr>
         <w:t xml:space="preserve">  SDSU students are expected to abide by the terms of the </w:t>
       </w:r>
-      <w:hyperlink r:id="rId22">
+      <w:hyperlink r:id="rId23">
         <w:r>
           <w:rPr>
             <w:rStyle w:val="Hyperlink"/>
@@ -4937,6 +4936,18 @@
       <w:bCs/>
     </w:rPr>
   </w:style>
+  <w:style w:type="character" w:styleId="UnresolvedMention">
+    <w:name w:val="Unresolved Mention"/>
+    <w:basedOn w:val="DefaultParagraphFont"/>
+    <w:uiPriority w:val="99"/>
+    <w:semiHidden/>
+    <w:unhideWhenUsed/>
+    <w:rsid w:val="00FF0E6E"/>
+    <w:rPr>
+      <w:color w:val="605E5C"/>
+      <w:shd w:val="clear" w:color="auto" w:fill="E1DFDD"/>
+    </w:rPr>
+  </w:style>
 </w:styles>
 </file>
 

--- a/Syllabus_Math_540.docx
+++ b/Syllabus_Math_540.docx
@@ -77,7 +77,7 @@
               </wp:anchor>
             </w:drawing>
           </mc:Choice>
-          <mc:Fallback xmlns:w16cei="http://schemas.microsoft.com/office/word/2026/wordml/cei" xmlns:pic="http://schemas.openxmlformats.org/drawingml/2006/picture">
+          <mc:Fallback xmlns:pic="http://schemas.openxmlformats.org/drawingml/2006/picture" xmlns:w16cei="http://schemas.microsoft.com/office/word/2026/wordml/cei">
             <w:pict>
               <v:group id="shape_0" alt="Group 1" style="position:absolute;margin-left:59.6pt;margin-top:-28.65pt;width:476.2pt;height:0pt" coordorigin="1192,-573" coordsize="9524,0">
                 <v:line id="shape_0" from="1191,-573" to="10715,-573" stroked="t" o:allowincell="f" style="position:absolute;mso-position-horizontal-relative:page">
@@ -213,7 +213,7 @@
               </wp:anchor>
             </w:drawing>
           </mc:Choice>
-          <mc:Fallback xmlns:w16cei="http://schemas.microsoft.com/office/word/2026/wordml/cei" xmlns:pic="http://schemas.openxmlformats.org/drawingml/2006/picture">
+          <mc:Fallback xmlns:pic="http://schemas.openxmlformats.org/drawingml/2006/picture" xmlns:w16cei="http://schemas.microsoft.com/office/word/2026/wordml/cei">
             <w:pict>
               <v:group id="shape_0" alt="Group 3" style="position:absolute;margin-left:59.6pt;margin-top:12.35pt;width:60.1pt;height:0pt" coordorigin="1192,247" coordsize="1202,0">
                 <v:line id="shape_0" from="1191,247" to="2393,247" stroked="t" o:allowincell="f" style="position:absolute;mso-position-horizontal-relative:page">
@@ -485,7 +485,7 @@
               </wp:anchor>
             </w:drawing>
           </mc:Choice>
-          <mc:Fallback xmlns:w16cei="http://schemas.microsoft.com/office/word/2026/wordml/cei" xmlns:pic="http://schemas.openxmlformats.org/drawingml/2006/picture">
+          <mc:Fallback xmlns:pic="http://schemas.openxmlformats.org/drawingml/2006/picture" xmlns:w16cei="http://schemas.microsoft.com/office/word/2026/wordml/cei">
             <w:pict>
               <v:group id="shape_0" alt="Group 5" style="position:absolute;margin-left:59.6pt;margin-top:9pt;width:60.1pt;height:0pt" coordorigin="1192,180" coordsize="1202,0">
                 <v:line id="shape_0" from="1191,180" to="2393,180" stroked="t" o:allowincell="f" style="position:absolute;mso-position-horizontal-relative:page">
@@ -708,7 +708,7 @@
               </wp:anchor>
             </w:drawing>
           </mc:Choice>
-          <mc:Fallback xmlns:w16cei="http://schemas.microsoft.com/office/word/2026/wordml/cei" xmlns:pic="http://schemas.openxmlformats.org/drawingml/2006/picture">
+          <mc:Fallback xmlns:pic="http://schemas.openxmlformats.org/drawingml/2006/picture" xmlns:w16cei="http://schemas.microsoft.com/office/word/2026/wordml/cei">
             <w:pict>
               <v:group id="shape_0" alt="Group 7" style="position:absolute;margin-left:59.6pt;margin-top:9pt;width:60.1pt;height:0pt" coordorigin="1192,180" coordsize="1202,0">
                 <v:line id="shape_0" from="1191,180" to="2393,180" stroked="t" o:allowincell="f" style="position:absolute;mso-position-horizontal-relative:page">
@@ -1022,12 +1022,47 @@
           <w:w w:val="105"/>
         </w:rPr>
         <w:lastRenderedPageBreak/>
-        <w:t>10% Homework + 20% Quizzes + 10% Class P + 10% Office Hours</w:t>
+        <w:t>1</w:t>
+      </w:r>
+      <w:r>
+        <w:rPr>
+          <w:w w:val="105"/>
+        </w:rPr>
+        <w:t>0</w:t>
+      </w:r>
+      <w:r>
+        <w:rPr>
+          <w:w w:val="105"/>
+        </w:rPr>
+        <w:t>% Homework + 20% Quizzes + 1</w:t>
+      </w:r>
+      <w:r>
+        <w:rPr>
+          <w:w w:val="105"/>
+        </w:rPr>
+        <w:t>5</w:t>
+      </w:r>
+      <w:r>
+        <w:rPr>
+          <w:w w:val="105"/>
+        </w:rPr>
+        <w:t>% Class P + 1</w:t>
+      </w:r>
+      <w:r>
+        <w:rPr>
+          <w:w w:val="105"/>
+        </w:rPr>
+        <w:t>5</w:t>
+      </w:r>
+      <w:r>
+        <w:rPr>
+          <w:w w:val="105"/>
+        </w:rPr>
+        <w:t>% Office Hours</w:t>
       </w:r>
       <w:r>
         <w:t xml:space="preserve"> </w:t>
       </w:r>
-      <w:proofErr w:type="gramStart"/>
       <w:r>
         <w:rPr>
           <w:w w:val="105"/>
@@ -1048,7 +1083,6 @@
         </w:rPr>
         <w:t>40</w:t>
       </w:r>
-      <w:proofErr w:type="gramEnd"/>
       <w:r>
         <w:rPr>
           <w:rFonts w:cs="Arial"/>
@@ -1256,7 +1290,7 @@
               </wp:anchor>
             </w:drawing>
           </mc:Choice>
-          <mc:Fallback xmlns:w16cei="http://schemas.microsoft.com/office/word/2026/wordml/cei" xmlns:pic="http://schemas.openxmlformats.org/drawingml/2006/picture">
+          <mc:Fallback xmlns:pic="http://schemas.openxmlformats.org/drawingml/2006/picture" xmlns:w16cei="http://schemas.microsoft.com/office/word/2026/wordml/cei">
             <w:pict>
               <v:group id="shape_0" alt="Group 5" style="position:absolute;margin-left:59.6pt;margin-top:9pt;width:60.1pt;height:0pt" coordorigin="1192,180" coordsize="1202,0">
                 <v:line id="shape_0" from="1191,180" to="2393,180" stroked="t" o:allowincell="f" style="position:absolute;mso-position-horizontal-relative:page">
@@ -1417,7 +1451,7 @@
               </wp:anchor>
             </w:drawing>
           </mc:Choice>
-          <mc:Fallback xmlns:w16cei="http://schemas.microsoft.com/office/word/2026/wordml/cei" xmlns:pic="http://schemas.openxmlformats.org/drawingml/2006/picture">
+          <mc:Fallback xmlns:pic="http://schemas.openxmlformats.org/drawingml/2006/picture" xmlns:w16cei="http://schemas.microsoft.com/office/word/2026/wordml/cei">
             <w:pict>
               <v:group id="shape_0" alt="Group 10" style="position:absolute;margin-left:59.6pt;margin-top:9pt;width:60.1pt;height:0pt" coordorigin="1192,180" coordsize="1202,0">
                 <v:line id="shape_0" from="1191,180" to="2393,180" stroked="t" o:allowincell="f" style="position:absolute;mso-position-horizontal-relative:page">
@@ -1633,7 +1667,7 @@
               </wp:anchor>
             </w:drawing>
           </mc:Choice>
-          <mc:Fallback xmlns:w16cei="http://schemas.microsoft.com/office/word/2026/wordml/cei" xmlns:pic="http://schemas.openxmlformats.org/drawingml/2006/picture">
+          <mc:Fallback xmlns:pic="http://schemas.openxmlformats.org/drawingml/2006/picture" xmlns:w16cei="http://schemas.microsoft.com/office/word/2026/wordml/cei">
             <w:pict>
               <v:group id="shape_0" alt="Group 11" style="position:absolute;margin-left:59.6pt;margin-top:9pt;width:60.1pt;height:0pt" coordorigin="1192,180" coordsize="1202,0">
                 <v:line id="shape_0" from="1191,180" to="2393,180" stroked="t" o:allowincell="f" style="position:absolute;mso-position-horizontal-relative:page">
@@ -1758,7 +1792,7 @@
               </wp:anchor>
             </w:drawing>
           </mc:Choice>
-          <mc:Fallback xmlns:w16cei="http://schemas.microsoft.com/office/word/2026/wordml/cei" xmlns:pic="http://schemas.openxmlformats.org/drawingml/2006/picture">
+          <mc:Fallback xmlns:pic="http://schemas.openxmlformats.org/drawingml/2006/picture" xmlns:w16cei="http://schemas.microsoft.com/office/word/2026/wordml/cei">
             <w:pict>
               <v:group id="shape_0" alt="Group 12" style="position:absolute;margin-left:59.6pt;margin-top:9pt;width:60.1pt;height:0pt" coordorigin="1192,180" coordsize="1202,0">
                 <v:line id="shape_0" from="1191,180" to="2393,180" stroked="t" o:allowincell="f" style="position:absolute;mso-position-horizontal-relative:page">
